--- a/submission/Takarda-Decision-Dossier.docx
+++ b/submission/Takarda-Decision-Dossier.docx
@@ -21,6 +21,14 @@
       </w:pPr>
       <w:r>
         <w:t>Architecture and decision record for the Takarda results-checking platform, prepared for the National Secondary Certificate Council contract.</w:t>
+      </w:r>
+    </w:p>
+    <w:p>
+      <w:pPr>
+        <w:jc w:val="center"/>
+      </w:pPr>
+      <w:r>
+        <w:t>Prepared by Nnaemeka Chukwuma</w:t>
       </w:r>
     </w:p>
     <w:p>
